--- a/Dokumentacja.docx
+++ b/Dokumentacja.docx
@@ -7,6 +7,43 @@
         <w:t>27 maja 2026 start projektu</w:t>
       </w:r>
     </w:p>
+    <w:p>
+      <w:r>
+        <w:t xml:space="preserve">02.06.2026 </w:t>
+      </w:r>
+      <w:r>
+        <w:sym w:font="Wingdings" w:char="F0E0"/>
+      </w:r>
+      <w:r>
+        <w:t xml:space="preserve"> C</w:t>
+      </w:r>
+      <w:r>
+        <w:t>EL PROJEKTU: Prosta gra, gdzie ludek się porusza i zbiera gwiazdki.</w:t>
+      </w:r>
+    </w:p>
+    <w:p>
+      <w:r>
+        <w:t>START PROJEKTU:</w:t>
+      </w:r>
+    </w:p>
+    <w:p>
+      <w:r>
+        <w:t>Napisanie tablicy dwuwymiarowej 5x5, gdzie . to puste pole, * to przedmiot do zebrania, P ro ludzik.</w:t>
+      </w:r>
+    </w:p>
+    <w:p>
+      <w:r>
+        <w:t>Wypisanie pozycji gracza (int x=2,y=2), a także zmienna ruchu (char ruch)</w:t>
+      </w:r>
+    </w:p>
+    <w:p>
+      <w:r>
+        <w:t>Petla gry, program dziala dopóki nie zbierzemy 5 gwiazdek</w:t>
+      </w:r>
+    </w:p>
+    <w:p/>
+    <w:p/>
+    <w:p/>
     <w:sectPr>
       <w:pgSz w:w="11906" w:h="16838"/>
       <w:pgMar w:top="1417" w:right="1417" w:bottom="1417" w:left="1417" w:header="708" w:footer="708" w:gutter="0"/>
@@ -176,6 +213,7 @@
   <w:style w:type="paragraph" w:default="1" w:styleId="Normalny">
     <w:name w:val="Normal"/>
     <w:qFormat/>
+    <w:rsid w:val="00AB5DAC"/>
   </w:style>
   <w:style w:type="character" w:default="1" w:styleId="Domylnaczcionkaakapitu">
     <w:name w:val="Default Paragraph Font"/>

--- a/Dokumentacja.docx
+++ b/Dokumentacja.docx
@@ -39,6 +39,218 @@
     <w:p>
       <w:r>
         <w:t>Petla gry, program dziala dopóki nie zbierzemy 5 gwiazdek</w:t>
+      </w:r>
+    </w:p>
+    <w:p>
+      <w:r>
+        <w:t>Spytałam się gemini co zrobić, żeby plansza nie wyświetlała się za każdym razem jak się poruszę i powiedział mi, żebym użyła system („cls”) mówiąc dokładniej służy to do czyszczenia ekranu.</w:t>
+      </w:r>
+      <w:r>
+        <w:rPr>
+          <w:noProof/>
+        </w:rPr>
+        <w:drawing>
+          <wp:inline distT="0" distB="0" distL="0" distR="0">
+            <wp:extent cx="5759450" cy="3357245"/>
+            <wp:effectExtent l="19050" t="0" r="0" b="0"/>
+            <wp:docPr id="1" name="Obraz 1" descr="C:\Users\zuzia\Desktop\Zrzut ekranu 2026-06-02 210643.png"/>
+            <wp:cNvGraphicFramePr>
+              <a:graphicFrameLocks xmlns:a="http://schemas.openxmlformats.org/drawingml/2006/main" noChangeAspect="1"/>
+            </wp:cNvGraphicFramePr>
+            <a:graphic xmlns:a="http://schemas.openxmlformats.org/drawingml/2006/main">
+              <a:graphicData uri="http://schemas.openxmlformats.org/drawingml/2006/picture">
+                <pic:pic xmlns:pic="http://schemas.openxmlformats.org/drawingml/2006/picture">
+                  <pic:nvPicPr>
+                    <pic:cNvPr id="0" name="Picture 1" descr="C:\Users\zuzia\Desktop\Zrzut ekranu 2026-06-02 210643.png"/>
+                    <pic:cNvPicPr>
+                      <a:picLocks noChangeAspect="1" noChangeArrowheads="1"/>
+                    </pic:cNvPicPr>
+                  </pic:nvPicPr>
+                  <pic:blipFill>
+                    <a:blip r:embed="rId4"/>
+                    <a:srcRect/>
+                    <a:stretch>
+                      <a:fillRect/>
+                    </a:stretch>
+                  </pic:blipFill>
+                  <pic:spPr bwMode="auto">
+                    <a:xfrm>
+                      <a:off x="0" y="0"/>
+                      <a:ext cx="5759450" cy="3357245"/>
+                    </a:xfrm>
+                    <a:prstGeom prst="rect">
+                      <a:avLst/>
+                    </a:prstGeom>
+                    <a:noFill/>
+                    <a:ln w="9525">
+                      <a:noFill/>
+                      <a:miter lim="800000"/>
+                      <a:headEnd/>
+                      <a:tailEnd/>
+                    </a:ln>
+                  </pic:spPr>
+                </pic:pic>
+              </a:graphicData>
+            </a:graphic>
+          </wp:inline>
+        </w:drawing>
+      </w:r>
+    </w:p>
+    <w:p>
+      <w:r>
+        <w:t>Nastepne pęle służą do przechodzenia między wierszami i kolumnami.</w:t>
+      </w:r>
+    </w:p>
+    <w:p>
+      <w:r>
+        <w:t xml:space="preserve">    cin &gt;&gt;ruch; (Pobranie ruchu)</w:t>
+      </w:r>
+    </w:p>
+    <w:p>
+      <w:r>
+        <w:t xml:space="preserve">    plansza [y][x]=='.';  (Usunięcie starej pozycji gracza)</w:t>
+      </w:r>
+    </w:p>
+    <w:p/>
+    <w:p>
+      <w:r>
+        <w:t xml:space="preserve">if(ruch=='w' &amp;&amp; y&gt;0) y--;   </w:t>
+      </w:r>
+      <w:r>
+        <w:sym w:font="Wingdings" w:char="F0E0"/>
+      </w:r>
+      <w:r>
+        <w:t xml:space="preserve"> ruch w górę (zmniejszenie  numeru wiersza)</w:t>
+      </w:r>
+    </w:p>
+    <w:p>
+      <w:r>
+        <w:t xml:space="preserve">    if(ruch=='s' &amp;&amp; y&lt;4) y++;  </w:t>
+      </w:r>
+      <w:r>
+        <w:sym w:font="Wingdings" w:char="F0E0"/>
+      </w:r>
+      <w:r>
+        <w:t xml:space="preserve"> </w:t>
+      </w:r>
+      <w:r>
+        <w:t>ruch w dół (zwiększenie numeru wiersza)</w:t>
+      </w:r>
+    </w:p>
+    <w:p>
+      <w:r>
+        <w:t xml:space="preserve">    if(ruch=='a' &amp;&amp; y&gt;0) x--; </w:t>
+      </w:r>
+      <w:r>
+        <w:sym w:font="Wingdings" w:char="F0E0"/>
+      </w:r>
+      <w:r>
+        <w:t xml:space="preserve"> ruch w lewo (zmniejszenie numeru kolumny)</w:t>
+      </w:r>
+    </w:p>
+    <w:p>
+      <w:r>
+        <w:t xml:space="preserve">    if(ruch=='d' &amp;&amp; y&lt;4) x++;  </w:t>
+      </w:r>
+      <w:r>
+        <w:sym w:font="Wingdings" w:char="F0E0"/>
+      </w:r>
+      <w:r>
+        <w:t xml:space="preserve"> ruch w prawo (zwiekszenie numeru kolumny)</w:t>
+      </w:r>
+    </w:p>
+    <w:p>
+      <w:r>
+        <w:lastRenderedPageBreak/>
+        <w:t>nie wiedziałam jak spowodować, żeby postać się mogła poruszać, dlatego ponownie spytałam się gemini.</w:t>
+      </w:r>
+      <w:r>
+        <w:rPr>
+          <w:noProof/>
+        </w:rPr>
+        <w:drawing>
+          <wp:inline distT="0" distB="0" distL="0" distR="0">
+            <wp:extent cx="5752465" cy="3480435"/>
+            <wp:effectExtent l="19050" t="0" r="635" b="0"/>
+            <wp:docPr id="2" name="Obraz 2" descr="C:\Users\zuzia\Desktop\Zrzut ekranu 2026-06-02 210233.png"/>
+            <wp:cNvGraphicFramePr>
+              <a:graphicFrameLocks xmlns:a="http://schemas.openxmlformats.org/drawingml/2006/main" noChangeAspect="1"/>
+            </wp:cNvGraphicFramePr>
+            <a:graphic xmlns:a="http://schemas.openxmlformats.org/drawingml/2006/main">
+              <a:graphicData uri="http://schemas.openxmlformats.org/drawingml/2006/picture">
+                <pic:pic xmlns:pic="http://schemas.openxmlformats.org/drawingml/2006/picture">
+                  <pic:nvPicPr>
+                    <pic:cNvPr id="0" name="Picture 2" descr="C:\Users\zuzia\Desktop\Zrzut ekranu 2026-06-02 210233.png"/>
+                    <pic:cNvPicPr>
+                      <a:picLocks noChangeAspect="1" noChangeArrowheads="1"/>
+                    </pic:cNvPicPr>
+                  </pic:nvPicPr>
+                  <pic:blipFill>
+                    <a:blip r:embed="rId5"/>
+                    <a:srcRect/>
+                    <a:stretch>
+                      <a:fillRect/>
+                    </a:stretch>
+                  </pic:blipFill>
+                  <pic:spPr bwMode="auto">
+                    <a:xfrm>
+                      <a:off x="0" y="0"/>
+                      <a:ext cx="5752465" cy="3480435"/>
+                    </a:xfrm>
+                    <a:prstGeom prst="rect">
+                      <a:avLst/>
+                    </a:prstGeom>
+                    <a:noFill/>
+                    <a:ln w="9525">
+                      <a:noFill/>
+                      <a:miter lim="800000"/>
+                      <a:headEnd/>
+                      <a:tailEnd/>
+                    </a:ln>
+                  </pic:spPr>
+                </pic:pic>
+              </a:graphicData>
+            </a:graphic>
+          </wp:inline>
+        </w:drawing>
+      </w:r>
+    </w:p>
+    <w:p>
+      <w:r>
+        <w:t>Nastepny if sprawdza czy gracz wszedl na pole z gwiazdka, jeśli tak to punkty się zwiekszają.</w:t>
+      </w:r>
+    </w:p>
+    <w:p>
+      <w:r>
+        <w:t>plansza[y][x]='P';</w:t>
+      </w:r>
+      <w:r>
+        <w:t xml:space="preserve">    </w:t>
+      </w:r>
+      <w:r>
+        <w:sym w:font="Wingdings" w:char="F0E0"/>
+      </w:r>
+      <w:r>
+        <w:t xml:space="preserve"> Wstawiamy gracza na nowe pole.</w:t>
+      </w:r>
+    </w:p>
+    <w:p/>
+    <w:p>
+      <w:r>
+        <w:t>03.06.2026</w:t>
+      </w:r>
+    </w:p>
+    <w:p>
+      <w:r>
+        <w:t>Gra nie działa mi tak jak powinna, postać kiedy się poruszy to zostje na miejscu poczatkowym, ale zarazem pojawia się w nowych miejscach.</w:t>
+      </w:r>
+      <w:r>
+        <w:t xml:space="preserve"> Poznanie struktury ‘struct’ i proba wykorzystnia, która mi się nie udała, dlatego na razie spróbuję naprawić kod, a potem dodać ‘strucy’.</w:t>
+      </w:r>
+    </w:p>
+    <w:p>
+      <w:r>
+        <w:t>09.06.2026</w:t>
       </w:r>
     </w:p>
     <w:p/>
@@ -243,6 +455,36 @@
     <w:semiHidden/>
     <w:unhideWhenUsed/>
   </w:style>
+  <w:style w:type="paragraph" w:styleId="Tekstdymka">
+    <w:name w:val="Balloon Text"/>
+    <w:basedOn w:val="Normalny"/>
+    <w:link w:val="TekstdymkaZnak"/>
+    <w:uiPriority w:val="99"/>
+    <w:semiHidden/>
+    <w:unhideWhenUsed/>
+    <w:rsid w:val="00E14571"/>
+    <w:pPr>
+      <w:spacing w:after="0" w:line="240" w:lineRule="auto"/>
+    </w:pPr>
+    <w:rPr>
+      <w:rFonts w:ascii="Tahoma" w:hAnsi="Tahoma" w:cs="Tahoma"/>
+      <w:sz w:val="16"/>
+      <w:szCs w:val="16"/>
+    </w:rPr>
+  </w:style>
+  <w:style w:type="character" w:customStyle="1" w:styleId="TekstdymkaZnak">
+    <w:name w:val="Tekst dymka Znak"/>
+    <w:basedOn w:val="Domylnaczcionkaakapitu"/>
+    <w:link w:val="Tekstdymka"/>
+    <w:uiPriority w:val="99"/>
+    <w:semiHidden/>
+    <w:rsid w:val="00E14571"/>
+    <w:rPr>
+      <w:rFonts w:ascii="Tahoma" w:hAnsi="Tahoma" w:cs="Tahoma"/>
+      <w:sz w:val="16"/>
+      <w:szCs w:val="16"/>
+    </w:rPr>
+  </w:style>
 </w:styles>
 </file>
 

--- a/Dokumentacja.docx
+++ b/Dokumentacja.docx
@@ -28,7 +28,13 @@
     </w:p>
     <w:p>
       <w:r>
-        <w:t>Napisanie tablicy dwuwymiarowej 5x5, gdzie . to puste pole, * to przedmiot do zebrania, P ro ludzik.</w:t>
+        <w:t>Napisanie tablicy dwuwymiarowej 5x5, gdzie . to puste pole,</w:t>
+      </w:r>
+      <w:r>
+        <w:t xml:space="preserve"> * to przedmiot do zebrania, P t</w:t>
+      </w:r>
+      <w:r>
+        <w:t>o ludzik.</w:t>
       </w:r>
     </w:p>
     <w:p>
@@ -253,7 +259,38 @@
         <w:t>09.06.2026</w:t>
       </w:r>
     </w:p>
-    <w:p/>
+    <w:p>
+      <w:r>
+        <w:t>Udało mi się naprawić bład. Okazało się, że w miejscu który służył do poruszania się pomyliłam kulumny z wierszami.</w:t>
+      </w:r>
+    </w:p>
+    <w:p>
+      <w:r>
+        <w:t>10.06.2026</w:t>
+      </w:r>
+    </w:p>
+    <w:p>
+      <w:r>
+        <w:t xml:space="preserve">Dodałam getcha i dwie nowe biblioteki (cstdio i conio.h) musiałam wykasować cin i zastapiłam go komendą </w:t>
+      </w:r>
+      <w:r>
+        <w:sym w:font="Wingdings" w:char="F0E0"/>
+      </w:r>
+      <w:r>
+        <w:t xml:space="preserve"> ruch = getch(), dzięki czemu można się poruszać bez konieczności klikania z a każdym razem entera.</w:t>
+      </w:r>
+    </w:p>
+    <w:p>
+      <w:r>
+        <w:t xml:space="preserve">Poznanie komendy </w:t>
+      </w:r>
+      <w:r>
+        <w:t xml:space="preserve"> if (ruch&gt;='A' &amp;&amp; ruch&lt;='Z') ruch+=32;</w:t>
+      </w:r>
+      <w:r>
+        <w:t xml:space="preserve"> dzięki której można kierować małymi literami jak i dużymi.</w:t>
+      </w:r>
+    </w:p>
     <w:p/>
     <w:p/>
     <w:sectPr>
